--- a/labs/lab02/report.docx
+++ b/labs/lab02/report.docx
@@ -728,7 +728,7 @@
     </w:p>
     <w:bookmarkEnd w:id="14"/>
     <w:bookmarkEnd w:id="15"/>
-    <w:bookmarkStart w:id="62" w:name="выполнение-лабораторной-работы"/>
+    <w:bookmarkStart w:id="63" w:name="выполнение-лабораторной-работы"/>
     <w:p>
       <w:pPr>
         <w:pStyle w:val="Heading1"/>
@@ -1554,8 +1554,563 @@
       </w:r>
     </w:p>
     <w:bookmarkEnd w:id="61"/>
+    <w:bookmarkStart w:id="62" w:name="ответы-на-контрольные-вопросы"/>
+    <w:p>
+      <w:pPr>
+        <w:pStyle w:val="Heading2"/>
+      </w:pPr>
+      <w:r>
+        <w:t xml:space="preserve">Ответы на контрольные вопросы</w:t>
+      </w:r>
+    </w:p>
+    <w:p>
+      <w:pPr>
+        <w:pStyle w:val="FirstParagraph"/>
+      </w:pPr>
+      <w:r>
+        <w:rPr>
+          <w:b/>
+          <w:bCs/>
+        </w:rPr>
+        <w:t xml:space="preserve">1. Что такое система контроля версий?</w:t>
+      </w:r>
+      <w:r>
+        <w:br/>
+      </w:r>
+      <w:r>
+        <w:t xml:space="preserve">Инструмент для фиксации изменений в файлах, позволяющий отслеживать историю, возвращаться к предыдущим версиям и совмещать правки разных авторов.</w:t>
+      </w:r>
+    </w:p>
+    <w:p>
+      <w:pPr>
+        <w:pStyle w:val="BodyText"/>
+      </w:pPr>
+      <w:r>
+        <w:rPr>
+          <w:b/>
+          <w:bCs/>
+        </w:rPr>
+        <w:t xml:space="preserve">2. Централизованные и распределённые VCS: в чём разница?</w:t>
+      </w:r>
+      <w:r>
+        <w:br/>
+      </w:r>
+      <w:r>
+        <w:t xml:space="preserve">Централизованные (SVN) хранят историю на одном сервере; распределённые (Git) дают каждому участнику полную копию репозитория, позволяя работать офлайн.</w:t>
+      </w:r>
+    </w:p>
+    <w:p>
+      <w:pPr>
+        <w:pStyle w:val="BodyText"/>
+      </w:pPr>
+      <w:r>
+        <w:rPr>
+          <w:b/>
+          <w:bCs/>
+        </w:rPr>
+        <w:t xml:space="preserve">3. Для чего нужны</w:t>
+      </w:r>
+      <w:r>
+        <w:rPr>
+          <w:b/>
+          <w:bCs/>
+        </w:rPr>
+        <w:t xml:space="preserve"> </w:t>
+      </w:r>
+      <w:r>
+        <w:rPr>
+          <w:rStyle w:val="VerbatimChar"/>
+          <w:b/>
+          <w:bCs/>
+        </w:rPr>
+        <w:t xml:space="preserve">git add</w:t>
+      </w:r>
+      <w:r>
+        <w:rPr>
+          <w:b/>
+          <w:bCs/>
+        </w:rPr>
+        <w:t xml:space="preserve"> </w:t>
+      </w:r>
+      <w:r>
+        <w:rPr>
+          <w:b/>
+          <w:bCs/>
+        </w:rPr>
+        <w:t xml:space="preserve">и</w:t>
+      </w:r>
+      <w:r>
+        <w:rPr>
+          <w:b/>
+          <w:bCs/>
+        </w:rPr>
+        <w:t xml:space="preserve"> </w:t>
+      </w:r>
+      <w:r>
+        <w:rPr>
+          <w:rStyle w:val="VerbatimChar"/>
+          <w:b/>
+          <w:bCs/>
+        </w:rPr>
+        <w:t xml:space="preserve">git commit</w:t>
+      </w:r>
+      <w:r>
+        <w:rPr>
+          <w:b/>
+          <w:bCs/>
+        </w:rPr>
+        <w:t xml:space="preserve">?</w:t>
+      </w:r>
+      <w:r>
+        <w:br/>
+      </w:r>
+      <w:r>
+        <w:rPr>
+          <w:rStyle w:val="VerbatimChar"/>
+        </w:rPr>
+        <w:t xml:space="preserve">git add</w:t>
+      </w:r>
+      <w:r>
+        <w:t xml:space="preserve"> </w:t>
+      </w:r>
+      <w:r>
+        <w:t xml:space="preserve">— добавляет изменения в индекс (подготовка к коммиту);</w:t>
+      </w:r>
+      <w:r>
+        <w:t xml:space="preserve"> </w:t>
+      </w:r>
+      <w:r>
+        <w:rPr>
+          <w:rStyle w:val="VerbatimChar"/>
+        </w:rPr>
+        <w:t xml:space="preserve">git commit</w:t>
+      </w:r>
+      <w:r>
+        <w:t xml:space="preserve"> </w:t>
+      </w:r>
+      <w:r>
+        <w:t xml:space="preserve">— сохраняет изменения в локальную историю с комментарием.</w:t>
+      </w:r>
+    </w:p>
+    <w:p>
+      <w:pPr>
+        <w:pStyle w:val="BodyText"/>
+      </w:pPr>
+      <w:r>
+        <w:rPr>
+          <w:b/>
+          <w:bCs/>
+        </w:rPr>
+        <w:t xml:space="preserve">4. Зачем нужны SSH-ключи в Git?</w:t>
+      </w:r>
+      <w:r>
+        <w:br/>
+      </w:r>
+      <w:r>
+        <w:t xml:space="preserve">Для безопасной аутентификации при подключении к удалённым репозиториям без ввода логина и пароля.</w:t>
+      </w:r>
+    </w:p>
+    <w:p>
+      <w:pPr>
+        <w:pStyle w:val="BodyText"/>
+      </w:pPr>
+      <w:r>
+        <w:rPr>
+          <w:b/>
+          <w:bCs/>
+        </w:rPr>
+        <w:t xml:space="preserve">5. Чем отличается PGP-подпись коммита?</w:t>
+      </w:r>
+      <w:r>
+        <w:br/>
+      </w:r>
+      <w:r>
+        <w:t xml:space="preserve">Криптографически подтверждает авторство и целостность коммита; на GitHub такие коммиты помечаются как</w:t>
+      </w:r>
+      <w:r>
+        <w:t xml:space="preserve"> </w:t>
+      </w:r>
+      <w:r>
+        <w:rPr>
+          <w:b/>
+          <w:bCs/>
+        </w:rPr>
+        <w:t xml:space="preserve">Verified</w:t>
+      </w:r>
+      <w:r>
+        <w:t xml:space="preserve">.</w:t>
+      </w:r>
+    </w:p>
+    <w:p>
+      <w:pPr>
+        <w:pStyle w:val="BodyText"/>
+      </w:pPr>
+      <w:r>
+        <w:rPr>
+          <w:b/>
+          <w:bCs/>
+        </w:rPr>
+        <w:t xml:space="preserve">6. Что делает</w:t>
+      </w:r>
+      <w:r>
+        <w:rPr>
+          <w:b/>
+          <w:bCs/>
+        </w:rPr>
+        <w:t xml:space="preserve"> </w:t>
+      </w:r>
+      <w:r>
+        <w:rPr>
+          <w:rStyle w:val="VerbatimChar"/>
+          <w:b/>
+          <w:bCs/>
+        </w:rPr>
+        <w:t xml:space="preserve">git config --global</w:t>
+      </w:r>
+      <w:r>
+        <w:rPr>
+          <w:b/>
+          <w:bCs/>
+        </w:rPr>
+        <w:t xml:space="preserve">?</w:t>
+      </w:r>
+      <w:r>
+        <w:br/>
+      </w:r>
+      <w:r>
+        <w:t xml:space="preserve">Записывает настройки в глобальный файл</w:t>
+      </w:r>
+      <w:r>
+        <w:t xml:space="preserve"> </w:t>
+      </w:r>
+      <w:r>
+        <w:rPr>
+          <w:rStyle w:val="VerbatimChar"/>
+        </w:rPr>
+        <w:t xml:space="preserve">~/.gitconfig</w:t>
+      </w:r>
+      <w:r>
+        <w:t xml:space="preserve">, применяя их ко всем репозиториям пользователя.</w:t>
+      </w:r>
+    </w:p>
+    <w:p>
+      <w:pPr>
+        <w:pStyle w:val="BodyText"/>
+      </w:pPr>
+      <w:r>
+        <w:rPr>
+          <w:b/>
+          <w:bCs/>
+        </w:rPr>
+        <w:t xml:space="preserve">7. Зачем нужен</w:t>
+      </w:r>
+      <w:r>
+        <w:rPr>
+          <w:b/>
+          <w:bCs/>
+        </w:rPr>
+        <w:t xml:space="preserve"> </w:t>
+      </w:r>
+      <w:r>
+        <w:rPr>
+          <w:rStyle w:val="VerbatimChar"/>
+          <w:b/>
+          <w:bCs/>
+        </w:rPr>
+        <w:t xml:space="preserve">core.autocrlf</w:t>
+      </w:r>
+      <w:r>
+        <w:rPr>
+          <w:b/>
+          <w:bCs/>
+        </w:rPr>
+        <w:t xml:space="preserve"> </w:t>
+      </w:r>
+      <w:r>
+        <w:rPr>
+          <w:b/>
+          <w:bCs/>
+        </w:rPr>
+        <w:t xml:space="preserve">и какое значение в Linux?</w:t>
+      </w:r>
+      <w:r>
+        <w:br/>
+      </w:r>
+      <w:r>
+        <w:t xml:space="preserve">Управляет преобразованием символов конца строки. В Linux:</w:t>
+      </w:r>
+      <w:r>
+        <w:t xml:space="preserve"> </w:t>
+      </w:r>
+      <w:r>
+        <w:rPr>
+          <w:rStyle w:val="VerbatimChar"/>
+        </w:rPr>
+        <w:t xml:space="preserve">input</w:t>
+      </w:r>
+      <w:r>
+        <w:t xml:space="preserve"> </w:t>
+      </w:r>
+      <w:r>
+        <w:t xml:space="preserve">— конвертирует CRLF→LF при коммите, не меняет при checkout.</w:t>
+      </w:r>
+    </w:p>
+    <w:p>
+      <w:pPr>
+        <w:pStyle w:val="BodyText"/>
+      </w:pPr>
+      <w:r>
+        <w:rPr>
+          <w:b/>
+          <w:bCs/>
+        </w:rPr>
+        <w:t xml:space="preserve">8. Как проверить подпись коммита?</w:t>
+      </w:r>
+      <w:r>
+        <w:br/>
+      </w:r>
+      <w:r>
+        <w:t xml:space="preserve">Локально:</w:t>
+      </w:r>
+      <w:r>
+        <w:t xml:space="preserve"> </w:t>
+      </w:r>
+      <w:r>
+        <w:rPr>
+          <w:rStyle w:val="VerbatimChar"/>
+        </w:rPr>
+        <w:t xml:space="preserve">git log --show-signature</w:t>
+      </w:r>
+      <w:r>
+        <w:t xml:space="preserve">; на GitHub — значок</w:t>
+      </w:r>
+      <w:r>
+        <w:t xml:space="preserve"> </w:t>
+      </w:r>
+      <w:r>
+        <w:rPr>
+          <w:b/>
+          <w:bCs/>
+        </w:rPr>
+        <w:t xml:space="preserve">Verified</w:t>
+      </w:r>
+      <w:r>
+        <w:t xml:space="preserve"> </w:t>
+      </w:r>
+      <w:r>
+        <w:t xml:space="preserve">рядом с коммитом.</w:t>
+      </w:r>
+    </w:p>
+    <w:p>
+      <w:pPr>
+        <w:pStyle w:val="BodyText"/>
+      </w:pPr>
+      <w:r>
+        <w:rPr>
+          <w:b/>
+          <w:bCs/>
+        </w:rPr>
+        <w:t xml:space="preserve">9. Что делает</w:t>
+      </w:r>
+      <w:r>
+        <w:rPr>
+          <w:b/>
+          <w:bCs/>
+        </w:rPr>
+        <w:t xml:space="preserve"> </w:t>
+      </w:r>
+      <w:r>
+        <w:rPr>
+          <w:rStyle w:val="VerbatimChar"/>
+          <w:b/>
+          <w:bCs/>
+        </w:rPr>
+        <w:t xml:space="preserve">git flow init</w:t>
+      </w:r>
+      <w:r>
+        <w:rPr>
+          <w:b/>
+          <w:bCs/>
+        </w:rPr>
+        <w:t xml:space="preserve">?</w:t>
+      </w:r>
+      <w:r>
+        <w:br/>
+      </w:r>
+      <w:r>
+        <w:t xml:space="preserve">Инициализирует структуру веток Git Flow: создаёт</w:t>
+      </w:r>
+      <w:r>
+        <w:t xml:space="preserve"> </w:t>
+      </w:r>
+      <w:r>
+        <w:rPr>
+          <w:rStyle w:val="VerbatimChar"/>
+        </w:rPr>
+        <w:t xml:space="preserve">master</w:t>
+      </w:r>
+      <w:r>
+        <w:t xml:space="preserve">,</w:t>
+      </w:r>
+      <w:r>
+        <w:t xml:space="preserve"> </w:t>
+      </w:r>
+      <w:r>
+        <w:rPr>
+          <w:rStyle w:val="VerbatimChar"/>
+        </w:rPr>
+        <w:t xml:space="preserve">develop</w:t>
+      </w:r>
+      <w:r>
+        <w:t xml:space="preserve"> </w:t>
+      </w:r>
+      <w:r>
+        <w:t xml:space="preserve">и настраивает префиксы для</w:t>
+      </w:r>
+      <w:r>
+        <w:t xml:space="preserve"> </w:t>
+      </w:r>
+      <w:r>
+        <w:rPr>
+          <w:rStyle w:val="VerbatimChar"/>
+        </w:rPr>
+        <w:t xml:space="preserve">feature/</w:t>
+      </w:r>
+      <w:r>
+        <w:t xml:space="preserve">,</w:t>
+      </w:r>
+      <w:r>
+        <w:t xml:space="preserve"> </w:t>
+      </w:r>
+      <w:r>
+        <w:rPr>
+          <w:rStyle w:val="VerbatimChar"/>
+        </w:rPr>
+        <w:t xml:space="preserve">release/</w:t>
+      </w:r>
+      <w:r>
+        <w:t xml:space="preserve">,</w:t>
+      </w:r>
+      <w:r>
+        <w:t xml:space="preserve"> </w:t>
+      </w:r>
+      <w:r>
+        <w:rPr>
+          <w:rStyle w:val="VerbatimChar"/>
+        </w:rPr>
+        <w:t xml:space="preserve">hotfix/</w:t>
+      </w:r>
+      <w:r>
+        <w:t xml:space="preserve">.</w:t>
+      </w:r>
+    </w:p>
+    <w:p>
+      <w:pPr>
+        <w:pStyle w:val="BodyText"/>
+      </w:pPr>
+      <w:r>
+        <w:rPr>
+          <w:b/>
+          <w:bCs/>
+        </w:rPr>
+        <w:t xml:space="preserve">10. Как создать и отправить тег версии?</w:t>
+      </w:r>
+    </w:p>
+    <w:p>
+      <w:pPr>
+        <w:pStyle w:val="SourceCode"/>
+      </w:pPr>
+      <w:r>
+        <w:rPr>
+          <w:rStyle w:val="FunctionTok"/>
+        </w:rPr>
+        <w:t xml:space="preserve">git</w:t>
+      </w:r>
+      <w:r>
+        <w:rPr>
+          <w:rStyle w:val="NormalTok"/>
+        </w:rPr>
+        <w:t xml:space="preserve"> tag </w:t>
+      </w:r>
+      <w:r>
+        <w:rPr>
+          <w:rStyle w:val="AttributeTok"/>
+        </w:rPr>
+        <w:t xml:space="preserve">-a</w:t>
+      </w:r>
+      <w:r>
+        <w:rPr>
+          <w:rStyle w:val="NormalTok"/>
+        </w:rPr>
+        <w:t xml:space="preserve"> v1.0.0 </w:t>
+      </w:r>
+      <w:r>
+        <w:rPr>
+          <w:rStyle w:val="AttributeTok"/>
+        </w:rPr>
+        <w:t xml:space="preserve">-m</w:t>
+      </w:r>
+      <w:r>
+        <w:rPr>
+          <w:rStyle w:val="NormalTok"/>
+        </w:rPr>
+        <w:t xml:space="preserve"> </w:t>
+      </w:r>
+      <w:r>
+        <w:rPr>
+          <w:rStyle w:val="StringTok"/>
+        </w:rPr>
+        <w:t xml:space="preserve">"Release"</w:t>
+      </w:r>
+      <w:r>
+        <w:br/>
+      </w:r>
+      <w:r>
+        <w:rPr>
+          <w:rStyle w:val="FunctionTok"/>
+        </w:rPr>
+        <w:t xml:space="preserve">git</w:t>
+      </w:r>
+      <w:r>
+        <w:rPr>
+          <w:rStyle w:val="NormalTok"/>
+        </w:rPr>
+        <w:t xml:space="preserve"> push origin v1.0.0</w:t>
+      </w:r>
+      <w:r>
+        <w:br/>
+      </w:r>
+      <w:r>
+        <w:rPr>
+          <w:rStyle w:val="CommentTok"/>
+        </w:rPr>
+        <w:t xml:space="preserve"># или все теги:</w:t>
+      </w:r>
+      <w:r>
+        <w:br/>
+      </w:r>
+      <w:r>
+        <w:rPr>
+          <w:rStyle w:val="FunctionTok"/>
+        </w:rPr>
+        <w:t xml:space="preserve">git</w:t>
+      </w:r>
+      <w:r>
+        <w:rPr>
+          <w:rStyle w:val="NormalTok"/>
+        </w:rPr>
+        <w:t xml:space="preserve"> push </w:t>
+      </w:r>
+      <w:r>
+        <w:rPr>
+          <w:rStyle w:val="AttributeTok"/>
+        </w:rPr>
+        <w:t xml:space="preserve">--tags</w:t>
+      </w:r>
+    </w:p>
     <w:bookmarkEnd w:id="62"/>
-    <w:bookmarkStart w:id="63" w:name="вывод"/>
+    <w:bookmarkEnd w:id="63"/>
+    <w:bookmarkStart w:id="64" w:name="вывод"/>
     <w:p>
       <w:pPr>
         <w:pStyle w:val="Heading1"/>
@@ -1610,8 +2165,8 @@
         <w:t xml:space="preserve">Цель работы полностью достигнута.</w:t>
       </w:r>
     </w:p>
-    <w:bookmarkEnd w:id="63"/>
-    <w:bookmarkStart w:id="64" w:name="список-литературных-источников"/>
+    <w:bookmarkEnd w:id="64"/>
+    <w:bookmarkStart w:id="65" w:name="список-литературных-источников"/>
     <w:p>
       <w:pPr>
         <w:pStyle w:val="Heading1"/>
@@ -1716,7 +2271,7 @@
         <w:t xml:space="preserve">ГОСТ 7.32-2001. Отчёт о научно-исследовательской работе. Структура и правила оформления.</w:t>
       </w:r>
     </w:p>
-    <w:bookmarkEnd w:id="64"/>
+    <w:bookmarkEnd w:id="65"/>
     <w:sectPr>
       <w:footnotePr>
         <w:numRestart w:val="eachSect"/>
